--- a/实验三_V3.0实验报告.docx
+++ b/实验三_V3.0实验报告.docx
@@ -260,10 +260,9 @@
             </w:pPr>
             <w:r>
               <w:rPr>
-                <w:b w:val="0"/>
                 <w:sz w:val="21"/>
               </w:rPr>
-              <w:t>校园活动管理系统组</w:t>
+              <w:t>psynb</w:t>
             </w:r>
           </w:p>
         </w:tc>
@@ -324,10 +323,9 @@
             </w:pPr>
             <w:r>
               <w:rPr>
-                <w:b w:val="0"/>
                 <w:sz w:val="21"/>
               </w:rPr>
-              <w:t>Psysupriuse</w:t>
+              <w:t>彭胜宇</w:t>
             </w:r>
           </w:p>
         </w:tc>

--- a/实验三_V3.0实验报告.docx
+++ b/实验三_V3.0实验报告.docx
@@ -1076,7 +1076,7 @@
         </w:rPr>
       </w:pPr>
       <w:r>
-        <w:t>分支 codex/campus-activity-v3，共 7 次提交：228aed0 数据分析与问题发现文档 → 087e205 数据模型升级（messages 表、category 字段）→ 2adf3e3 站内消息 → ae737fa 筛选排序与教师端类型 → d97b20d 防重复提交与移动端适配 → 9612a1c 冒烟脚本扩至 44 项 + 需求/技术文档 → a070e2a 验证记录与开发日志。每次提交前本地跑通冒烟脚本，7 次提交已全部推送到远程。</w:t>
+        <w:t>分支 codex/campus-activity-v3，共 11 次提交：228aed0 数据分析与问题发现文档 → 087e205 数据模型升级（messages 表、category 字段）→ 2adf3e3 站内消息 → ae737fa 筛选排序与教师端类型 → d97b20d 防重复提交与移动端适配 → 9612a1c 冒烟脚本扩至 44 项 + 需求/技术文档→ a070e2a 验证记录与开发日志 → 29e4d28 回填实验报告 → a8f0064 验证记录补全提交号 → bad8120 归档课程材料 → c886894 填写组名与组员。每次提交前本地跑通冒烟脚本，全部提交已推送到远程（https://github.com/Psysupriuse/PsynbCSS.git）。</w:t>
       </w:r>
     </w:p>
     <w:p>
